--- a/lectures/Review Notes (post lecture 6).docx
+++ b/lectures/Review Notes (post lecture 6).docx
@@ -52,7 +52,7 @@
         </w:numPr>
       </w:pPr>
       <w:r>
-        <w:t>Ask them to draw the E[Y_1] on that plot as a fulcrum</w:t>
+        <w:t>Ask them to draw E[Y_1] on that plot as a fulcrum</w:t>
       </w:r>
       <w:r>
         <w:t>.</w:t>
@@ -84,7 +84,41 @@
           <w:numId w:val="1"/>
         </w:numPr>
       </w:pPr>
+      <w:r>
+        <w:t>Ask them to discuss the mean and variance of that sampling distribution they drew.</w:t>
+      </w:r>
     </w:p>
+    <w:p>
+      <w:pPr>
+        <w:pStyle w:val="ListParagraph"/>
+        <w:numPr>
+          <w:ilvl w:val="0"/>
+          <w:numId w:val="1"/>
+        </w:numPr>
+      </w:pPr>
+      <w:r>
+        <w:t>Ask them to discuss the shape and the potential direction of the skew at n=21.</w:t>
+      </w:r>
+    </w:p>
+    <w:p/>
+    <w:p>
+      <w:r>
+        <w:t>Show students the partial sampling distribution (with all the question marks) from lecture 3.</w:t>
+      </w:r>
+    </w:p>
+    <w:p>
+      <w:pPr>
+        <w:pStyle w:val="ListParagraph"/>
+        <w:numPr>
+          <w:ilvl w:val="0"/>
+          <w:numId w:val="2"/>
+        </w:numPr>
+      </w:pPr>
+      <w:r>
+        <w:t xml:space="preserve">Have them draw what they think the pdf for Y_1 might look like.  </w:t>
+      </w:r>
+    </w:p>
+    <w:p/>
     <w:p/>
     <w:p/>
     <w:p/>
@@ -220,8 +254,124 @@
       </w:rPr>
     </w:lvl>
   </w:abstractNum>
+  <w:abstractNum w:abstractNumId="1" w15:restartNumberingAfterBreak="0">
+    <w:nsid w:val="48F239AB"/>
+    <w:multiLevelType w:val="hybridMultilevel"/>
+    <w:tmpl w:val="2FCCFA60"/>
+    <w:lvl w:ilvl="0" w:tplc="04090001">
+      <w:start w:val="1"/>
+      <w:numFmt w:val="bullet"/>
+      <w:lvlText w:val=""/>
+      <w:lvlJc w:val="left"/>
+      <w:pPr>
+        <w:ind w:left="720" w:hanging="360"/>
+      </w:pPr>
+      <w:rPr>
+        <w:rFonts w:ascii="Symbol" w:hAnsi="Symbol" w:hint="default"/>
+      </w:rPr>
+    </w:lvl>
+    <w:lvl w:ilvl="1" w:tplc="04090003" w:tentative="1">
+      <w:start w:val="1"/>
+      <w:numFmt w:val="bullet"/>
+      <w:lvlText w:val="o"/>
+      <w:lvlJc w:val="left"/>
+      <w:pPr>
+        <w:ind w:left="1440" w:hanging="360"/>
+      </w:pPr>
+      <w:rPr>
+        <w:rFonts w:ascii="Courier New" w:hAnsi="Courier New" w:cs="Courier New" w:hint="default"/>
+      </w:rPr>
+    </w:lvl>
+    <w:lvl w:ilvl="2" w:tplc="04090005" w:tentative="1">
+      <w:start w:val="1"/>
+      <w:numFmt w:val="bullet"/>
+      <w:lvlText w:val=""/>
+      <w:lvlJc w:val="left"/>
+      <w:pPr>
+        <w:ind w:left="2160" w:hanging="360"/>
+      </w:pPr>
+      <w:rPr>
+        <w:rFonts w:ascii="Wingdings" w:hAnsi="Wingdings" w:hint="default"/>
+      </w:rPr>
+    </w:lvl>
+    <w:lvl w:ilvl="3" w:tplc="04090001" w:tentative="1">
+      <w:start w:val="1"/>
+      <w:numFmt w:val="bullet"/>
+      <w:lvlText w:val=""/>
+      <w:lvlJc w:val="left"/>
+      <w:pPr>
+        <w:ind w:left="2880" w:hanging="360"/>
+      </w:pPr>
+      <w:rPr>
+        <w:rFonts w:ascii="Symbol" w:hAnsi="Symbol" w:hint="default"/>
+      </w:rPr>
+    </w:lvl>
+    <w:lvl w:ilvl="4" w:tplc="04090003" w:tentative="1">
+      <w:start w:val="1"/>
+      <w:numFmt w:val="bullet"/>
+      <w:lvlText w:val="o"/>
+      <w:lvlJc w:val="left"/>
+      <w:pPr>
+        <w:ind w:left="3600" w:hanging="360"/>
+      </w:pPr>
+      <w:rPr>
+        <w:rFonts w:ascii="Courier New" w:hAnsi="Courier New" w:cs="Courier New" w:hint="default"/>
+      </w:rPr>
+    </w:lvl>
+    <w:lvl w:ilvl="5" w:tplc="04090005" w:tentative="1">
+      <w:start w:val="1"/>
+      <w:numFmt w:val="bullet"/>
+      <w:lvlText w:val=""/>
+      <w:lvlJc w:val="left"/>
+      <w:pPr>
+        <w:ind w:left="4320" w:hanging="360"/>
+      </w:pPr>
+      <w:rPr>
+        <w:rFonts w:ascii="Wingdings" w:hAnsi="Wingdings" w:hint="default"/>
+      </w:rPr>
+    </w:lvl>
+    <w:lvl w:ilvl="6" w:tplc="04090001" w:tentative="1">
+      <w:start w:val="1"/>
+      <w:numFmt w:val="bullet"/>
+      <w:lvlText w:val=""/>
+      <w:lvlJc w:val="left"/>
+      <w:pPr>
+        <w:ind w:left="5040" w:hanging="360"/>
+      </w:pPr>
+      <w:rPr>
+        <w:rFonts w:ascii="Symbol" w:hAnsi="Symbol" w:hint="default"/>
+      </w:rPr>
+    </w:lvl>
+    <w:lvl w:ilvl="7" w:tplc="04090003" w:tentative="1">
+      <w:start w:val="1"/>
+      <w:numFmt w:val="bullet"/>
+      <w:lvlText w:val="o"/>
+      <w:lvlJc w:val="left"/>
+      <w:pPr>
+        <w:ind w:left="5760" w:hanging="360"/>
+      </w:pPr>
+      <w:rPr>
+        <w:rFonts w:ascii="Courier New" w:hAnsi="Courier New" w:cs="Courier New" w:hint="default"/>
+      </w:rPr>
+    </w:lvl>
+    <w:lvl w:ilvl="8" w:tplc="04090005" w:tentative="1">
+      <w:start w:val="1"/>
+      <w:numFmt w:val="bullet"/>
+      <w:lvlText w:val=""/>
+      <w:lvlJc w:val="left"/>
+      <w:pPr>
+        <w:ind w:left="6480" w:hanging="360"/>
+      </w:pPr>
+      <w:rPr>
+        <w:rFonts w:ascii="Wingdings" w:hAnsi="Wingdings" w:hint="default"/>
+      </w:rPr>
+    </w:lvl>
+  </w:abstractNum>
   <w:num w:numId="1" w16cid:durableId="1496384319">
     <w:abstractNumId w:val="0"/>
+  </w:num>
+  <w:num w:numId="2" w16cid:durableId="659889442">
+    <w:abstractNumId w:val="1"/>
   </w:num>
 </w:numbering>
 </file>
